--- a/Vizsgaremek.docx
+++ b/Vizsgaremek.docx
@@ -123,213 +123,571 @@
     <w:p>
       <w:pPr>
         <w:pStyle w:val="Heading1"/>
-        <w:jc w:val="left"/>
-        <w:rPr>
-          <w:rFonts w:ascii="Times New Roman" w:hAnsi="Times New Roman" w:eastAsia="Times New Roman" w:cs="Times New Roman"/>
-        </w:rPr>
-      </w:pPr>
-      <w:bookmarkStart w:name="_Toc653394096" w:id="917651149"/>
-      <w:bookmarkStart w:name="_Toc1223566097" w:id="238814933"/>
-      <w:bookmarkStart w:name="_Toc1786413981" w:id="1154865121"/>
-      <w:bookmarkStart w:name="_Toc2001738776" w:id="342151422"/>
-      <w:bookmarkStart w:name="_Toc1977796925" w:id="1123893393"/>
-      <w:bookmarkStart w:name="_Toc767966809" w:id="1608714429"/>
-      <w:bookmarkStart w:name="_Toc833512855" w:id="1074089415"/>
-      <w:bookmarkStart w:name="_Toc1245304119" w:id="24038701"/>
-      <w:bookmarkStart w:name="_Toc1158783835" w:id="486514851"/>
-      <w:bookmarkStart w:name="_Toc1431902275" w:id="738184186"/>
-      <w:bookmarkStart w:name="_Toc1411659479" w:id="1975545076"/>
-      <w:bookmarkStart w:name="_Toc965664667" w:id="1957849328"/>
-      <w:bookmarkStart w:name="_Toc476830148" w:id="26809628"/>
-      <w:bookmarkStart w:name="_Toc1531092105" w:id="415746659"/>
-      <w:bookmarkStart w:name="_Toc1296161504" w:id="1851983285"/>
-      <w:r>
-        <w:rPr>
-          <w:rFonts w:ascii="Times New Roman" w:hAnsi="Times New Roman" w:eastAsia="Times New Roman" w:cs="Times New Roman"/>
-        </w:rPr>
-        <w:t>1</w:t>
-      </w:r>
-      <w:r>
-        <w:rPr>
-          <w:rFonts w:ascii="Times New Roman" w:hAnsi="Times New Roman" w:eastAsia="Times New Roman" w:cs="Times New Roman"/>
-        </w:rPr>
-        <w:t>.</w:t>
-      </w:r>
-      <w:r>
-        <w:rPr>
-          <w:rFonts w:ascii="Times New Roman" w:hAnsi="Times New Roman" w:eastAsia="Times New Roman" w:cs="Times New Roman"/>
-        </w:rPr>
-        <w:t xml:space="preserve"> Bevezetés</w:t>
-      </w:r>
-      <w:bookmarkEnd w:id="917651149"/>
-      <w:bookmarkEnd w:id="238814933"/>
-      <w:bookmarkEnd w:id="1154865121"/>
-      <w:bookmarkEnd w:id="342151422"/>
-      <w:bookmarkEnd w:id="1123893393"/>
-      <w:bookmarkEnd w:id="1608714429"/>
-      <w:bookmarkEnd w:id="1074089415"/>
-      <w:bookmarkEnd w:id="24038701"/>
-      <w:bookmarkEnd w:id="486514851"/>
-      <w:bookmarkEnd w:id="738184186"/>
-      <w:bookmarkEnd w:id="1975545076"/>
-      <w:bookmarkEnd w:id="1957849328"/>
-      <w:bookmarkEnd w:id="26809628"/>
-      <w:bookmarkEnd w:id="415746659"/>
-      <w:bookmarkEnd w:id="1851983285"/>
-    </w:p>
-    <w:p>
-      <w:pPr>
-        <w:pStyle w:val="Normal"/>
-        <w:rPr>
-          <w:rFonts w:ascii="Times New Roman" w:hAnsi="Times New Roman" w:eastAsia="Times New Roman" w:cs="Times New Roman"/>
-        </w:rPr>
-      </w:pPr>
-    </w:p>
-    <w:p>
-      <w:pPr>
-        <w:pStyle w:val="Normal"/>
-        <w:rPr>
-          <w:rFonts w:ascii="Times New Roman" w:hAnsi="Times New Roman" w:eastAsia="Times New Roman" w:cs="Times New Roman"/>
-        </w:rPr>
-      </w:pPr>
-      <w:r>
-        <w:rPr>
-          <w:rFonts w:ascii="Times New Roman" w:hAnsi="Times New Roman" w:eastAsia="Times New Roman" w:cs="Times New Roman"/>
-        </w:rPr>
-        <w:t>Napjainkban a filmek és sorozatok egyre fontosabb részét képezik a szabadidős kikapcsolódásnak, ugyanakkor a különböző streaming szolgáltatások és online filmadatbázisok miatt egyre nehezebb lehet megtalálni az érdeklődésünknek megfelelő filmet. Egy nagyobb filmkínálat esetén sok időt vehet igénybe a megfelelő alkotás kiválasztása, ezért egy olyan online rendszer létrehozása a cél, amely személyre szabottabb és egyszerűbb módon segíti a felhasználókat a filmek felfedezésében.</w:t>
-      </w:r>
-    </w:p>
-    <w:p>
-      <w:pPr>
-        <w:pStyle w:val="Normal"/>
-        <w:rPr>
-          <w:rFonts w:ascii="Times New Roman" w:hAnsi="Times New Roman" w:eastAsia="Times New Roman" w:cs="Times New Roman"/>
-          <w:noProof w:val="0"/>
-          <w:sz w:val="24"/>
-          <w:szCs w:val="24"/>
-          <w:lang w:val="hu-HU"/>
-        </w:rPr>
-      </w:pPr>
-      <w:r>
-        <w:rPr>
-          <w:rFonts w:ascii="Times New Roman" w:hAnsi="Times New Roman" w:eastAsia="Times New Roman" w:cs="Times New Roman"/>
-        </w:rPr>
-        <w:t xml:space="preserve">A weboldal egy online filmajánló rendszer, amely külső API segítségével tölti be a filmek adatait. A rendszerben a felhasználók regisztrálhatnak, majd saját fiókjukba bejelentkezve használhatják az oldal személyre szabott funkcióit. A filmek adatlapján megtekinthetők többek között a film címe, leírása, </w:t>
-      </w:r>
-      <w:r>
-        <w:rPr>
-          <w:rFonts w:ascii="Times New Roman" w:hAnsi="Times New Roman" w:eastAsia="Times New Roman" w:cs="Times New Roman"/>
-        </w:rPr>
-        <w:t>képe</w:t>
-      </w:r>
-      <w:r>
-        <w:rPr>
-          <w:rFonts w:ascii="Times New Roman" w:hAnsi="Times New Roman" w:eastAsia="Times New Roman" w:cs="Times New Roman"/>
-        </w:rPr>
-        <w:t xml:space="preserve">, </w:t>
-      </w:r>
-      <w:r>
-        <w:rPr>
-          <w:rFonts w:ascii="Times New Roman" w:hAnsi="Times New Roman" w:eastAsia="Times New Roman" w:cs="Times New Roman"/>
-        </w:rPr>
-        <w:t>megjelenés dátuma</w:t>
-      </w:r>
-      <w:r>
-        <w:rPr>
-          <w:rFonts w:ascii="Times New Roman" w:hAnsi="Times New Roman" w:eastAsia="Times New Roman" w:cs="Times New Roman"/>
-        </w:rPr>
-        <w:t xml:space="preserve"> és</w:t>
-      </w:r>
-      <w:r>
-        <w:rPr>
-          <w:rFonts w:ascii="Times New Roman" w:hAnsi="Times New Roman" w:eastAsia="Times New Roman" w:cs="Times New Roman"/>
-        </w:rPr>
-        <w:t xml:space="preserve"> a</w:t>
-      </w:r>
-      <w:r>
-        <w:rPr>
-          <w:rFonts w:ascii="Times New Roman" w:hAnsi="Times New Roman" w:eastAsia="Times New Roman" w:cs="Times New Roman"/>
-        </w:rPr>
-        <w:t xml:space="preserve"> műfaja. A felhasználóknak lehetőségük van a filmeket like-kal vagy dislike-kal értékelni</w:t>
-      </w:r>
-      <w:r>
-        <w:rPr>
-          <w:rFonts w:ascii="Times New Roman" w:hAnsi="Times New Roman" w:eastAsia="Times New Roman" w:cs="Times New Roman"/>
-          <w:noProof w:val="0"/>
-          <w:sz w:val="24"/>
-          <w:szCs w:val="24"/>
-          <w:lang w:val="hu-HU"/>
-        </w:rPr>
-        <w:t xml:space="preserve"> ezáltal kifejezve az adott filmmel kapcsolatos véleményüket és annak megítélését.</w:t>
-      </w:r>
-    </w:p>
-    <w:p>
-      <w:pPr>
-        <w:pStyle w:val="Normal"/>
-      </w:pPr>
-      <w:r>
-        <w:rPr>
-          <w:rFonts w:ascii="Times New Roman" w:hAnsi="Times New Roman" w:eastAsia="Times New Roman" w:cs="Times New Roman"/>
-        </w:rPr>
-        <w:t>A rendszer egyik fontos funkciója a műfajok alapján történő filmkeresés és ajánlás. A felhasználó kiválaszthatja az érdeklődésének megfelelő műfajt, például akció, vígjáték, horror</w:t>
-      </w:r>
-      <w:r>
-        <w:rPr>
-          <w:rFonts w:ascii="Times New Roman" w:hAnsi="Times New Roman" w:eastAsia="Times New Roman" w:cs="Times New Roman"/>
-        </w:rPr>
-        <w:t>,</w:t>
-      </w:r>
-      <w:r>
-        <w:rPr>
-          <w:rFonts w:ascii="Times New Roman" w:hAnsi="Times New Roman" w:eastAsia="Times New Roman" w:cs="Times New Roman"/>
-        </w:rPr>
-        <w:t xml:space="preserve"> sci-fi vagy romantikus filmet, ezt követően pedig a rendszer az adott kategóriába tartozó filmeket </w:t>
-      </w:r>
-      <w:r>
-        <w:rPr>
-          <w:rFonts w:ascii="Times New Roman" w:hAnsi="Times New Roman" w:eastAsia="Times New Roman" w:cs="Times New Roman"/>
-        </w:rPr>
-        <w:t>m</w:t>
-      </w:r>
-      <w:r>
-        <w:rPr>
-          <w:rFonts w:ascii="Times New Roman" w:hAnsi="Times New Roman" w:eastAsia="Times New Roman" w:cs="Times New Roman"/>
-          <w:noProof w:val="0"/>
-          <w:sz w:val="24"/>
-          <w:szCs w:val="24"/>
-          <w:lang w:val="hu-HU"/>
-        </w:rPr>
-        <w:t>egmutatja</w:t>
-      </w:r>
-      <w:r>
-        <w:rPr>
-          <w:rFonts w:ascii="Times New Roman" w:hAnsi="Times New Roman" w:eastAsia="Times New Roman" w:cs="Times New Roman"/>
-        </w:rPr>
-        <w:t>. A felhasználói értékelések alapján a későbbiekben lehetőség nyílik arra is, hogy az oldal</w:t>
-      </w:r>
-      <w:r>
-        <w:rPr>
-          <w:rFonts w:ascii="Times New Roman" w:hAnsi="Times New Roman" w:eastAsia="Times New Roman" w:cs="Times New Roman"/>
-          <w:noProof w:val="0"/>
-          <w:sz w:val="24"/>
-          <w:szCs w:val="24"/>
-          <w:lang w:val="hu-HU"/>
-        </w:rPr>
-        <w:t xml:space="preserve"> a felhasználó érdeklődéséhez jobban igazodó filmeket ajánljon.</w:t>
-      </w:r>
-    </w:p>
-    <w:p>
-      <w:pPr>
-        <w:pStyle w:val="Normal"/>
-        <w:rPr>
-          <w:rFonts w:ascii="Times New Roman" w:hAnsi="Times New Roman" w:eastAsia="Times New Roman" w:cs="Times New Roman"/>
-        </w:rPr>
-      </w:pPr>
-      <w:r>
-        <w:rPr>
-          <w:rFonts w:ascii="Times New Roman" w:hAnsi="Times New Roman" w:eastAsia="Times New Roman" w:cs="Times New Roman"/>
-        </w:rPr>
-        <w:t>A projekt célja egy könnyen kezelhető, átlátható és modern felület kialakítása, amely egy helyen biztosítja a filmek böngészését, keresését, értékelését és ajánlását. A külső API használata lehetővé teszi, hogy az alkalmazás aktuális és nagy mennyiségű filmadatbázisból dolgozzon, míg a felhasználói fiókok és az értékelések segítségével személyre szabhatóvá válik a rendszer működése.</w:t>
+        <w:spacing w:before="281" w:beforeAutospacing="off" w:after="281" w:afterAutospacing="off" w:line="300" w:lineRule="auto"/>
+      </w:pPr>
+      <w:r>
+        <w:rPr>
+          <w:rFonts w:ascii="Segoe UI" w:hAnsi="Segoe UI" w:eastAsia="Segoe UI" w:cs="Segoe UI"/>
+          <w:b w:val="1"/>
+          <w:bCs w:val="1"/>
+          <w:i w:val="0"/>
+          <w:iCs w:val="0"/>
+          <w:noProof w:val="0"/>
+          <w:sz w:val="42"/>
+          <w:szCs w:val="42"/>
+          <w:lang w:val="hu-HU"/>
+        </w:rPr>
+        <w:t>1. Bevezetés</w:t>
+      </w:r>
+    </w:p>
+    <w:p>
+      <w:pPr>
+        <w:spacing w:before="210" w:beforeAutospacing="off" w:after="210" w:afterAutospacing="off" w:line="300" w:lineRule="auto"/>
+      </w:pPr>
+      <w:r>
+        <w:rPr>
+          <w:rFonts w:ascii="Segoe UI" w:hAnsi="Segoe UI" w:eastAsia="Segoe UI" w:cs="Segoe UI"/>
+          <w:b w:val="0"/>
+          <w:bCs w:val="0"/>
+          <w:i w:val="0"/>
+          <w:iCs w:val="0"/>
+          <w:noProof w:val="0"/>
+          <w:sz w:val="21"/>
+          <w:szCs w:val="21"/>
+          <w:lang w:val="hu-HU"/>
+        </w:rPr>
+        <w:t>A digitális szórakoztatás az elmúlt években jelentős fejlődésen ment keresztül. A filmek és sorozatok elérhetősége napjainkban szinte korlátlan, hiszen számos online szolgáltatás biztosít hozzáférést több ezer különböző tartalomhoz. Bár a széles kínálat előnyös a felhasználók számára, egyre gyakoribb problémát jelent, hogy a nézők nehezen találják meg az érdeklődésüknek leginkább megfelelő filmeket. Sok esetben több idő telik el a választással, mint magával a filmnézéssel.</w:t>
+      </w:r>
+    </w:p>
+    <w:p>
+      <w:pPr>
+        <w:spacing w:before="210" w:beforeAutospacing="off" w:after="210" w:afterAutospacing="off" w:line="300" w:lineRule="auto"/>
+      </w:pPr>
+      <w:r>
+        <w:rPr>
+          <w:rFonts w:ascii="Segoe UI" w:hAnsi="Segoe UI" w:eastAsia="Segoe UI" w:cs="Segoe UI"/>
+          <w:b w:val="0"/>
+          <w:bCs w:val="0"/>
+          <w:i w:val="0"/>
+          <w:iCs w:val="0"/>
+          <w:noProof w:val="0"/>
+          <w:sz w:val="21"/>
+          <w:szCs w:val="21"/>
+          <w:lang w:val="hu-HU"/>
+        </w:rPr>
+        <w:t>A különböző emberek eltérő filmnézési szokásokkal rendelkeznek. Egyesek az akciófilmeket részesítik előnyben, mások a vígjátékokat, a drámákat vagy a tudományos-fantasztikus alkotásokat kedvelik. Emiatt egy általános lista vagy rangsor nem feltétlenül nyújt megfelelő segítséget minden felhasználó számára. Egy korszerű filmajánló rendszer feladata, hogy figyelembe vegye a néző egyéni preferenciáit, és ezek alapján ajánljon számára releváns tartalmakat.</w:t>
+      </w:r>
+    </w:p>
+    <w:p>
+      <w:pPr>
+        <w:spacing w:before="210" w:beforeAutospacing="off" w:after="210" w:afterAutospacing="off" w:line="300" w:lineRule="auto"/>
+      </w:pPr>
+      <w:r>
+        <w:rPr>
+          <w:rFonts w:ascii="Segoe UI" w:hAnsi="Segoe UI" w:eastAsia="Segoe UI" w:cs="Segoe UI"/>
+          <w:b w:val="0"/>
+          <w:bCs w:val="0"/>
+          <w:i w:val="0"/>
+          <w:iCs w:val="0"/>
+          <w:noProof w:val="0"/>
+          <w:sz w:val="21"/>
+          <w:szCs w:val="21"/>
+          <w:lang w:val="hu-HU"/>
+        </w:rPr>
+        <w:t>A projekt célja egy olyan alkalmazás elkészítése, amely személyre szabott filmajánlásokat biztosít a felhasználók számára. A rendszer a felhasználók kedvenc műfajai, értékelései és érdeklődési körei alapján képes ajánlásokat megjeleníteni, ezáltal megkönnyítve a filmválasztás folyamatát. A megoldás nem csupán az egyéni felhasználásra koncentrál, hanem támogatja a közösségi filmnézést is.</w:t>
+      </w:r>
+    </w:p>
+    <w:p>
+      <w:pPr>
+        <w:spacing w:before="210" w:beforeAutospacing="off" w:after="210" w:afterAutospacing="off" w:line="300" w:lineRule="auto"/>
+      </w:pPr>
+      <w:r>
+        <w:rPr>
+          <w:rFonts w:ascii="Segoe UI" w:hAnsi="Segoe UI" w:eastAsia="Segoe UI" w:cs="Segoe UI"/>
+          <w:b w:val="0"/>
+          <w:bCs w:val="0"/>
+          <w:i w:val="0"/>
+          <w:iCs w:val="0"/>
+          <w:noProof w:val="0"/>
+          <w:sz w:val="21"/>
+          <w:szCs w:val="21"/>
+          <w:lang w:val="hu-HU"/>
+        </w:rPr>
+        <w:t>Az alkalmazás egyik legfontosabb funkciója a csapatos ajánlási rendszer. Ennek segítségével több felhasználó közösen választhat filmet. A rendszer a csoport tagjainak preferenciáit összehasonlítja, majd olyan filmeket ajánl, amelyek a lehető legtöbb résztvevő érdeklődésének megfelelnek. Ez különösen hasznos lehet baráti összejövetelek, családi programok vagy közös filmnézések során.</w:t>
+      </w:r>
+    </w:p>
+    <w:p>
+      <w:pPr>
+        <w:spacing w:before="210" w:beforeAutospacing="off" w:after="210" w:afterAutospacing="off" w:line="300" w:lineRule="auto"/>
+      </w:pPr>
+      <w:r>
+        <w:rPr>
+          <w:rFonts w:ascii="Segoe UI" w:hAnsi="Segoe UI" w:eastAsia="Segoe UI" w:cs="Segoe UI"/>
+          <w:b w:val="0"/>
+          <w:bCs w:val="0"/>
+          <w:i w:val="0"/>
+          <w:iCs w:val="0"/>
+          <w:noProof w:val="0"/>
+          <w:sz w:val="21"/>
+          <w:szCs w:val="21"/>
+          <w:lang w:val="hu-HU"/>
+        </w:rPr>
+        <w:t>A rendszer célja, hogy a felhasználók könnyebben találjanak számukra érdekes filmeket. Az alkalmazás asztali és webes formában is használható lesz, így bárki kényelmesen elérheti a funkcióit. A felhasználók filmeket kereshetnek, böngészhetnek az ajánlások között, valamint kezelhetik saját profiljukat és kedvenceiket.</w:t>
+      </w:r>
+    </w:p>
+    <w:p>
+      <w:pPr>
+        <w:spacing w:before="210" w:beforeAutospacing="off" w:after="210" w:afterAutospacing="off" w:line="300" w:lineRule="auto"/>
+      </w:pPr>
+      <w:r>
+        <w:rPr>
+          <w:rFonts w:ascii="Segoe UI" w:hAnsi="Segoe UI" w:eastAsia="Segoe UI" w:cs="Segoe UI"/>
+          <w:b w:val="0"/>
+          <w:bCs w:val="0"/>
+          <w:i w:val="0"/>
+          <w:iCs w:val="0"/>
+          <w:noProof w:val="0"/>
+          <w:sz w:val="21"/>
+          <w:szCs w:val="21"/>
+          <w:lang w:val="hu-HU"/>
+        </w:rPr>
+        <w:t>A filmek adatait az alkalmazás a TMDB adatbázisából szerzi be. Ennek segítségével a felhasználók megtekinthetik a filmek leírását, műfaját, értékeléseit és egyéb fontos információit. Az ajánlórendszer ezeket az adatokat és a felhasználók érdeklődési körét figyelembe véve próbál releváns filmeket javasolni.</w:t>
+      </w:r>
+    </w:p>
+    <w:p>
+      <w:pPr>
+        <w:spacing w:before="210" w:beforeAutospacing="off" w:after="210" w:afterAutospacing="off" w:line="300" w:lineRule="auto"/>
+      </w:pPr>
+      <w:r>
+        <w:rPr>
+          <w:rFonts w:ascii="Segoe UI" w:hAnsi="Segoe UI" w:eastAsia="Segoe UI" w:cs="Segoe UI"/>
+          <w:b w:val="0"/>
+          <w:bCs w:val="0"/>
+          <w:i w:val="0"/>
+          <w:iCs w:val="0"/>
+          <w:noProof w:val="0"/>
+          <w:sz w:val="21"/>
+          <w:szCs w:val="21"/>
+          <w:lang w:val="hu-HU"/>
+        </w:rPr>
+        <w:t>A dokumentáció célja a tervezett rendszer bemutatása, a követelmények ismertetése, valamint a megvalósítás során alkalmazott fejlesztési megoldások részletezése. A következő fejezetek bemutatják a rendszer működését, felépítését, a felhasználók számára biztosított funkciókat, valamint a fejlesztés során alkalmazott technológiákat és tesztelési eljárásokat.</w:t>
+      </w:r>
+    </w:p>
+    <w:p>
+      <w:pPr>
+        <w:pStyle w:val="Heading1"/>
+        <w:spacing w:before="281" w:beforeAutospacing="off" w:after="281" w:afterAutospacing="off" w:line="300" w:lineRule="auto"/>
+      </w:pPr>
+      <w:r>
+        <w:rPr>
+          <w:rFonts w:ascii="Segoe UI" w:hAnsi="Segoe UI" w:eastAsia="Segoe UI" w:cs="Segoe UI"/>
+          <w:b w:val="1"/>
+          <w:bCs w:val="1"/>
+          <w:i w:val="0"/>
+          <w:iCs w:val="0"/>
+          <w:noProof w:val="0"/>
+          <w:sz w:val="42"/>
+          <w:szCs w:val="42"/>
+          <w:lang w:val="hu-HU"/>
+        </w:rPr>
+        <w:t>1.1 A projekt céljának és működési környezetének bemutatása</w:t>
+      </w:r>
+    </w:p>
+    <w:p>
+      <w:pPr>
+        <w:spacing w:before="210" w:beforeAutospacing="off" w:after="210" w:afterAutospacing="off" w:line="300" w:lineRule="auto"/>
+      </w:pPr>
+      <w:r>
+        <w:rPr>
+          <w:rFonts w:ascii="Segoe UI" w:hAnsi="Segoe UI" w:eastAsia="Segoe UI" w:cs="Segoe UI"/>
+          <w:b w:val="0"/>
+          <w:bCs w:val="0"/>
+          <w:i w:val="0"/>
+          <w:iCs w:val="0"/>
+          <w:noProof w:val="0"/>
+          <w:sz w:val="21"/>
+          <w:szCs w:val="21"/>
+          <w:lang w:val="hu-HU"/>
+        </w:rPr>
+        <w:t>A fejlesztés alatt álló alkalmazás egy filmajánló rendszer, amelynek célja, hogy segítsen a felhasználóknak számukra érdekes filmeket találni. A rendszer figyelembe veszi a felhasználók érdeklődési körét, kedvelt műfajait és korábbi értékeléseit, majd ezek alapján készít ajánlásokat.</w:t>
+      </w:r>
+    </w:p>
+    <w:p>
+      <w:pPr>
+        <w:spacing w:before="210" w:beforeAutospacing="off" w:after="210" w:afterAutospacing="off" w:line="300" w:lineRule="auto"/>
+      </w:pPr>
+      <w:r>
+        <w:rPr>
+          <w:rFonts w:ascii="Segoe UI" w:hAnsi="Segoe UI" w:eastAsia="Segoe UI" w:cs="Segoe UI"/>
+          <w:b w:val="0"/>
+          <w:bCs w:val="0"/>
+          <w:i w:val="0"/>
+          <w:iCs w:val="0"/>
+          <w:noProof w:val="0"/>
+          <w:sz w:val="21"/>
+          <w:szCs w:val="21"/>
+          <w:lang w:val="hu-HU"/>
+        </w:rPr>
+        <w:t>A rendszer elsődleges célcsoportját azok a felhasználók jelentik, akik rendszeresen néznek filmeket vagy sorozatokat, és szeretnének új tartalmakat felfedezni. Az alkalmazás azonban nemcsak az egyéni felhasználásra koncentrál, hanem olyan helyzetekre is megoldást kínál, amikor többen szeretnének közösen kiválasztani egy filmet.</w:t>
+      </w:r>
+    </w:p>
+    <w:p>
+      <w:pPr>
+        <w:spacing w:before="210" w:beforeAutospacing="off" w:after="210" w:afterAutospacing="off" w:line="300" w:lineRule="auto"/>
+      </w:pPr>
+      <w:r>
+        <w:rPr>
+          <w:rFonts w:ascii="Segoe UI" w:hAnsi="Segoe UI" w:eastAsia="Segoe UI" w:cs="Segoe UI"/>
+          <w:b w:val="0"/>
+          <w:bCs w:val="0"/>
+          <w:i w:val="0"/>
+          <w:iCs w:val="0"/>
+          <w:noProof w:val="0"/>
+          <w:sz w:val="21"/>
+          <w:szCs w:val="21"/>
+          <w:lang w:val="hu-HU"/>
+        </w:rPr>
+        <w:t>A projekt egyik legfontosabb része a csapatos funkció. Ennek segítségével a felhasználók csoportot hozhatnak létre, majd a rendszer a csoport tagjainak kedvenc műfajai és érdeklődési körei alapján próbál közös ajánlásokat összeállítani. Ez lehetővé teszi, hogy a résztvevők gyorsabban találjanak olyan filmet, amelyet mindenki szívesen megnézne.</w:t>
+      </w:r>
+    </w:p>
+    <w:p>
+      <w:pPr>
+        <w:spacing w:before="210" w:beforeAutospacing="off" w:after="210" w:afterAutospacing="off" w:line="300" w:lineRule="auto"/>
+      </w:pPr>
+      <w:r>
+        <w:rPr>
+          <w:rFonts w:ascii="Segoe UI" w:hAnsi="Segoe UI" w:eastAsia="Segoe UI" w:cs="Segoe UI"/>
+          <w:b w:val="0"/>
+          <w:bCs w:val="0"/>
+          <w:i w:val="0"/>
+          <w:iCs w:val="0"/>
+          <w:noProof w:val="0"/>
+          <w:sz w:val="21"/>
+          <w:szCs w:val="21"/>
+          <w:lang w:val="hu-HU"/>
+        </w:rPr>
+        <w:t>Az alkalmazás a filmekhez kapcsolódó információkat a TMDB szolgáltatásból szerzi be. Ennek köszönhetően a felhasználók részletes adatokat tekinthetnek meg az egyes filmekről, például a megjelenés évét, a műfajt, az értékeléseket, az ismertetőt vagy a plakátképeket. Az elérhető adatok hozzájárulnak ahhoz, hogy a felhasználók könnyebben dönthessenek egy adott film kiválasztásáról.</w:t>
+      </w:r>
+    </w:p>
+    <w:p>
+      <w:pPr>
+        <w:spacing w:before="210" w:beforeAutospacing="off" w:after="210" w:afterAutospacing="off" w:line="300" w:lineRule="auto"/>
+      </w:pPr>
+      <w:r>
+        <w:rPr>
+          <w:rFonts w:ascii="Segoe UI" w:hAnsi="Segoe UI" w:eastAsia="Segoe UI" w:cs="Segoe UI"/>
+          <w:b w:val="0"/>
+          <w:bCs w:val="0"/>
+          <w:i w:val="0"/>
+          <w:iCs w:val="0"/>
+          <w:noProof w:val="0"/>
+          <w:sz w:val="21"/>
+          <w:szCs w:val="21"/>
+          <w:lang w:val="hu-HU"/>
+        </w:rPr>
+        <w:t>A rendszer lehetőséget biztosít filmek keresésére, adatlapok megtekintésére, kedvencek kezelésére és személyre szabott ajánlások megjelenítésére. A felhasználók saját profillal rendelkezhetnek, amelyben nyomon követhetik érdeklődési köreiket és értékeléseiket.</w:t>
+      </w:r>
+    </w:p>
+    <w:p>
+      <w:pPr>
+        <w:spacing w:before="210" w:beforeAutospacing="off" w:after="210" w:afterAutospacing="off" w:line="300" w:lineRule="auto"/>
+      </w:pPr>
+      <w:r>
+        <w:rPr>
+          <w:rFonts w:ascii="Segoe UI" w:hAnsi="Segoe UI" w:eastAsia="Segoe UI" w:cs="Segoe UI"/>
+          <w:b w:val="0"/>
+          <w:bCs w:val="0"/>
+          <w:i w:val="0"/>
+          <w:iCs w:val="0"/>
+          <w:noProof w:val="0"/>
+          <w:sz w:val="21"/>
+          <w:szCs w:val="21"/>
+          <w:lang w:val="hu-HU"/>
+        </w:rPr>
+        <w:t>A rendszer több olyan funkciót tartalmaz, amelyek segítik a felhasználókat a megfelelő filmek megtalálásában. Az alkalmazás legfontosabb szolgáltatásai a következők:</w:t>
+      </w:r>
+    </w:p>
+    <w:p>
+      <w:pPr>
+        <w:pStyle w:val="ListParagraph"/>
+        <w:numPr>
+          <w:ilvl w:val="0"/>
+          <w:numId w:val="1"/>
+        </w:numPr>
+        <w:spacing w:before="0" w:beforeAutospacing="off" w:after="0" w:afterAutospacing="off" w:line="300" w:lineRule="auto"/>
+        <w:rPr>
+          <w:rFonts w:ascii="Segoe UI" w:hAnsi="Segoe UI" w:eastAsia="Segoe UI" w:cs="Segoe UI"/>
+          <w:b w:val="0"/>
+          <w:bCs w:val="0"/>
+          <w:i w:val="0"/>
+          <w:iCs w:val="0"/>
+          <w:noProof w:val="0"/>
+          <w:sz w:val="21"/>
+          <w:szCs w:val="21"/>
+          <w:lang w:val="hu-HU"/>
+        </w:rPr>
+      </w:pPr>
+      <w:r>
+        <w:rPr>
+          <w:rFonts w:ascii="Segoe UI" w:hAnsi="Segoe UI" w:eastAsia="Segoe UI" w:cs="Segoe UI"/>
+          <w:b w:val="0"/>
+          <w:bCs w:val="0"/>
+          <w:i w:val="0"/>
+          <w:iCs w:val="0"/>
+          <w:noProof w:val="0"/>
+          <w:sz w:val="21"/>
+          <w:szCs w:val="21"/>
+          <w:lang w:val="hu-HU"/>
+        </w:rPr>
+        <w:t>filmek keresése cím vagy műfaj alapján,</w:t>
+      </w:r>
+    </w:p>
+    <w:p>
+      <w:pPr>
+        <w:pStyle w:val="ListParagraph"/>
+        <w:numPr>
+          <w:ilvl w:val="0"/>
+          <w:numId w:val="1"/>
+        </w:numPr>
+        <w:spacing w:before="0" w:beforeAutospacing="off" w:after="0" w:afterAutospacing="off" w:line="300" w:lineRule="auto"/>
+        <w:rPr>
+          <w:rFonts w:ascii="Segoe UI" w:hAnsi="Segoe UI" w:eastAsia="Segoe UI" w:cs="Segoe UI"/>
+          <w:b w:val="0"/>
+          <w:bCs w:val="0"/>
+          <w:i w:val="0"/>
+          <w:iCs w:val="0"/>
+          <w:noProof w:val="0"/>
+          <w:sz w:val="21"/>
+          <w:szCs w:val="21"/>
+          <w:lang w:val="hu-HU"/>
+        </w:rPr>
+      </w:pPr>
+      <w:r>
+        <w:rPr>
+          <w:rFonts w:ascii="Segoe UI" w:hAnsi="Segoe UI" w:eastAsia="Segoe UI" w:cs="Segoe UI"/>
+          <w:b w:val="0"/>
+          <w:bCs w:val="0"/>
+          <w:i w:val="0"/>
+          <w:iCs w:val="0"/>
+          <w:noProof w:val="0"/>
+          <w:sz w:val="21"/>
+          <w:szCs w:val="21"/>
+          <w:lang w:val="hu-HU"/>
+        </w:rPr>
+        <w:t>részletes filmadatok megjelenítése,</w:t>
+      </w:r>
+    </w:p>
+    <w:p>
+      <w:pPr>
+        <w:pStyle w:val="ListParagraph"/>
+        <w:numPr>
+          <w:ilvl w:val="0"/>
+          <w:numId w:val="1"/>
+        </w:numPr>
+        <w:spacing w:before="0" w:beforeAutospacing="off" w:after="0" w:afterAutospacing="off" w:line="300" w:lineRule="auto"/>
+        <w:rPr>
+          <w:rFonts w:ascii="Segoe UI" w:hAnsi="Segoe UI" w:eastAsia="Segoe UI" w:cs="Segoe UI"/>
+          <w:b w:val="0"/>
+          <w:bCs w:val="0"/>
+          <w:i w:val="0"/>
+          <w:iCs w:val="0"/>
+          <w:noProof w:val="0"/>
+          <w:sz w:val="21"/>
+          <w:szCs w:val="21"/>
+          <w:lang w:val="hu-HU"/>
+        </w:rPr>
+      </w:pPr>
+      <w:r>
+        <w:rPr>
+          <w:rFonts w:ascii="Segoe UI" w:hAnsi="Segoe UI" w:eastAsia="Segoe UI" w:cs="Segoe UI"/>
+          <w:b w:val="0"/>
+          <w:bCs w:val="0"/>
+          <w:i w:val="0"/>
+          <w:iCs w:val="0"/>
+          <w:noProof w:val="0"/>
+          <w:sz w:val="21"/>
+          <w:szCs w:val="21"/>
+          <w:lang w:val="hu-HU"/>
+        </w:rPr>
+        <w:t>személyre szabott ajánlások készítése,</w:t>
+      </w:r>
+    </w:p>
+    <w:p>
+      <w:pPr>
+        <w:pStyle w:val="ListParagraph"/>
+        <w:numPr>
+          <w:ilvl w:val="0"/>
+          <w:numId w:val="1"/>
+        </w:numPr>
+        <w:spacing w:before="0" w:beforeAutospacing="off" w:after="0" w:afterAutospacing="off" w:line="300" w:lineRule="auto"/>
+        <w:rPr>
+          <w:rFonts w:ascii="Segoe UI" w:hAnsi="Segoe UI" w:eastAsia="Segoe UI" w:cs="Segoe UI"/>
+          <w:b w:val="0"/>
+          <w:bCs w:val="0"/>
+          <w:i w:val="0"/>
+          <w:iCs w:val="0"/>
+          <w:noProof w:val="0"/>
+          <w:sz w:val="21"/>
+          <w:szCs w:val="21"/>
+          <w:lang w:val="hu-HU"/>
+        </w:rPr>
+      </w:pPr>
+      <w:r>
+        <w:rPr>
+          <w:rFonts w:ascii="Segoe UI" w:hAnsi="Segoe UI" w:eastAsia="Segoe UI" w:cs="Segoe UI"/>
+          <w:b w:val="0"/>
+          <w:bCs w:val="0"/>
+          <w:i w:val="0"/>
+          <w:iCs w:val="0"/>
+          <w:noProof w:val="0"/>
+          <w:sz w:val="21"/>
+          <w:szCs w:val="21"/>
+          <w:lang w:val="hu-HU"/>
+        </w:rPr>
+        <w:t>kedvenc filmek mentése,</w:t>
+      </w:r>
+    </w:p>
+    <w:p>
+      <w:pPr>
+        <w:pStyle w:val="ListParagraph"/>
+        <w:numPr>
+          <w:ilvl w:val="0"/>
+          <w:numId w:val="1"/>
+        </w:numPr>
+        <w:spacing w:before="0" w:beforeAutospacing="off" w:after="0" w:afterAutospacing="off" w:line="300" w:lineRule="auto"/>
+        <w:rPr>
+          <w:rFonts w:ascii="Segoe UI" w:hAnsi="Segoe UI" w:eastAsia="Segoe UI" w:cs="Segoe UI"/>
+          <w:b w:val="0"/>
+          <w:bCs w:val="0"/>
+          <w:i w:val="0"/>
+          <w:iCs w:val="0"/>
+          <w:noProof w:val="0"/>
+          <w:sz w:val="21"/>
+          <w:szCs w:val="21"/>
+          <w:lang w:val="hu-HU"/>
+        </w:rPr>
+      </w:pPr>
+      <w:r>
+        <w:rPr>
+          <w:rFonts w:ascii="Segoe UI" w:hAnsi="Segoe UI" w:eastAsia="Segoe UI" w:cs="Segoe UI"/>
+          <w:b w:val="0"/>
+          <w:bCs w:val="0"/>
+          <w:i w:val="0"/>
+          <w:iCs w:val="0"/>
+          <w:noProof w:val="0"/>
+          <w:sz w:val="21"/>
+          <w:szCs w:val="21"/>
+          <w:lang w:val="hu-HU"/>
+        </w:rPr>
+        <w:t>felhasználói profil kezelése,</w:t>
+      </w:r>
+    </w:p>
+    <w:p>
+      <w:pPr>
+        <w:pStyle w:val="ListParagraph"/>
+        <w:numPr>
+          <w:ilvl w:val="0"/>
+          <w:numId w:val="1"/>
+        </w:numPr>
+        <w:spacing w:before="0" w:beforeAutospacing="off" w:after="0" w:afterAutospacing="off" w:line="300" w:lineRule="auto"/>
+        <w:rPr>
+          <w:rFonts w:ascii="Segoe UI" w:hAnsi="Segoe UI" w:eastAsia="Segoe UI" w:cs="Segoe UI"/>
+          <w:b w:val="0"/>
+          <w:bCs w:val="0"/>
+          <w:i w:val="0"/>
+          <w:iCs w:val="0"/>
+          <w:noProof w:val="0"/>
+          <w:sz w:val="21"/>
+          <w:szCs w:val="21"/>
+          <w:lang w:val="hu-HU"/>
+        </w:rPr>
+      </w:pPr>
+      <w:r>
+        <w:rPr>
+          <w:rFonts w:ascii="Segoe UI" w:hAnsi="Segoe UI" w:eastAsia="Segoe UI" w:cs="Segoe UI"/>
+          <w:b w:val="0"/>
+          <w:bCs w:val="0"/>
+          <w:i w:val="0"/>
+          <w:iCs w:val="0"/>
+          <w:noProof w:val="0"/>
+          <w:sz w:val="21"/>
+          <w:szCs w:val="21"/>
+          <w:lang w:val="hu-HU"/>
+        </w:rPr>
+        <w:t>közös, csoportos filmajánlások megjelenítése,</w:t>
+      </w:r>
+    </w:p>
+    <w:p>
+      <w:pPr>
+        <w:pStyle w:val="ListParagraph"/>
+        <w:numPr>
+          <w:ilvl w:val="0"/>
+          <w:numId w:val="1"/>
+        </w:numPr>
+        <w:spacing w:before="0" w:beforeAutospacing="off" w:after="0" w:afterAutospacing="off" w:line="300" w:lineRule="auto"/>
+        <w:rPr>
+          <w:rFonts w:ascii="Segoe UI" w:hAnsi="Segoe UI" w:eastAsia="Segoe UI" w:cs="Segoe UI"/>
+          <w:b w:val="0"/>
+          <w:bCs w:val="0"/>
+          <w:i w:val="0"/>
+          <w:iCs w:val="0"/>
+          <w:noProof w:val="0"/>
+          <w:sz w:val="21"/>
+          <w:szCs w:val="21"/>
+          <w:lang w:val="hu-HU"/>
+        </w:rPr>
+      </w:pPr>
+      <w:r>
+        <w:rPr>
+          <w:rFonts w:ascii="Segoe UI" w:hAnsi="Segoe UI" w:eastAsia="Segoe UI" w:cs="Segoe UI"/>
+          <w:b w:val="0"/>
+          <w:bCs w:val="0"/>
+          <w:i w:val="0"/>
+          <w:iCs w:val="0"/>
+          <w:noProof w:val="0"/>
+          <w:sz w:val="21"/>
+          <w:szCs w:val="21"/>
+          <w:lang w:val="hu-HU"/>
+        </w:rPr>
+        <w:t>filmek értékelése és véleményezése.</w:t>
+      </w:r>
+    </w:p>
+    <w:p>
+      <w:pPr>
+        <w:spacing w:before="210" w:beforeAutospacing="off" w:after="210" w:afterAutospacing="off" w:line="300" w:lineRule="auto"/>
+      </w:pPr>
+      <w:r>
+        <w:rPr>
+          <w:rFonts w:ascii="Segoe UI" w:hAnsi="Segoe UI" w:eastAsia="Segoe UI" w:cs="Segoe UI"/>
+          <w:b w:val="0"/>
+          <w:bCs w:val="0"/>
+          <w:i w:val="0"/>
+          <w:iCs w:val="0"/>
+          <w:noProof w:val="0"/>
+          <w:sz w:val="21"/>
+          <w:szCs w:val="21"/>
+          <w:lang w:val="hu-HU"/>
+        </w:rPr>
+        <w:t>Ezek a funkciók együtt azt a célt szolgálják, hogy a felhasználók minél gyorsabban és egyszerűbben találjanak olyan filmeket, amelyek megfelelnek az érdeklődési körüknek. A rendszer nemcsak új filmek felfedezésében segíthet, hanem hozzájárulhat ahhoz is, hogy a felhasználók könnyebben osszák meg egymással kedvenc tartalmaikat és közös filmélményeket szerezzenek.</w:t>
+      </w:r>
+    </w:p>
+    <w:p>
+      <w:pPr>
+        <w:spacing w:before="210" w:beforeAutospacing="off" w:after="210" w:afterAutospacing="off" w:line="300" w:lineRule="auto"/>
+      </w:pPr>
+      <w:r>
+        <w:rPr>
+          <w:rFonts w:ascii="Segoe UI" w:hAnsi="Segoe UI" w:eastAsia="Segoe UI" w:cs="Segoe UI"/>
+          <w:b w:val="0"/>
+          <w:bCs w:val="0"/>
+          <w:i w:val="0"/>
+          <w:iCs w:val="0"/>
+          <w:noProof w:val="0"/>
+          <w:sz w:val="21"/>
+          <w:szCs w:val="21"/>
+          <w:lang w:val="hu-HU"/>
+        </w:rPr>
+        <w:t>A projekt célja egy könnyen használható, átlátható és hasznos alkalmazás létrehozása, amely megkönnyíti a filmválasztást mind egyéni, mind csoportos felhasználás esetén. A rendszer a személyre szabott ajánlások segítségével csökkentheti a keresésre fordított időt, és segíthet a felhasználóknak új, számukra érdekes tartalmak felfedezésében.</w:t>
       </w:r>
     </w:p>
     <w:p>
@@ -498,6 +856,126 @@
     </w:pPr>
   </w:p>
 </w:hdr>
+</file>
+
+<file path=word/numbering.xml><?xml version="1.0" encoding="utf-8"?>
+<w:numbering xmlns:w="http://schemas.openxmlformats.org/wordprocessingml/2006/main">
+  <w:abstractNum xmlns:w="http://schemas.openxmlformats.org/wordprocessingml/2006/main" w:abstractNumId="1">
+    <w:nsid w:val="1a873bcc"/>
+    <w:multiLevelType xmlns:w="http://schemas.openxmlformats.org/wordprocessingml/2006/main" w:val="hybridMultilevel"/>
+    <w:lvl xmlns:w="http://schemas.openxmlformats.org/wordprocessingml/2006/main" w:ilvl="0">
+      <w:start w:val="1"/>
+      <w:numFmt w:val="bullet"/>
+      <w:lvlText w:val=""/>
+      <w:lvlJc w:val="left"/>
+      <w:pPr>
+        <w:ind w:left="720" w:hanging="360"/>
+      </w:pPr>
+      <w:rPr>
+        <w:rFonts w:hint="default" w:ascii="Symbol" w:hAnsi="Symbol"/>
+      </w:rPr>
+    </w:lvl>
+    <w:lvl xmlns:w="http://schemas.openxmlformats.org/wordprocessingml/2006/main" w:ilvl="1">
+      <w:start w:val="1"/>
+      <w:numFmt w:val="bullet"/>
+      <w:lvlText w:val="o"/>
+      <w:lvlJc w:val="left"/>
+      <w:pPr>
+        <w:ind w:left="1440" w:hanging="360"/>
+      </w:pPr>
+      <w:rPr>
+        <w:rFonts w:hint="default" w:ascii="Courier New" w:hAnsi="Courier New"/>
+      </w:rPr>
+    </w:lvl>
+    <w:lvl xmlns:w="http://schemas.openxmlformats.org/wordprocessingml/2006/main" w:ilvl="2">
+      <w:start w:val="1"/>
+      <w:numFmt w:val="bullet"/>
+      <w:lvlText w:val=""/>
+      <w:lvlJc w:val="left"/>
+      <w:pPr>
+        <w:ind w:left="2160" w:hanging="360"/>
+      </w:pPr>
+      <w:rPr>
+        <w:rFonts w:hint="default" w:ascii="Wingdings" w:hAnsi="Wingdings"/>
+      </w:rPr>
+    </w:lvl>
+    <w:lvl xmlns:w="http://schemas.openxmlformats.org/wordprocessingml/2006/main" w:ilvl="3">
+      <w:start w:val="1"/>
+      <w:numFmt w:val="bullet"/>
+      <w:lvlText w:val=""/>
+      <w:lvlJc w:val="left"/>
+      <w:pPr>
+        <w:ind w:left="2880" w:hanging="360"/>
+      </w:pPr>
+      <w:rPr>
+        <w:rFonts w:hint="default" w:ascii="Symbol" w:hAnsi="Symbol"/>
+      </w:rPr>
+    </w:lvl>
+    <w:lvl xmlns:w="http://schemas.openxmlformats.org/wordprocessingml/2006/main" w:ilvl="4">
+      <w:start w:val="1"/>
+      <w:numFmt w:val="bullet"/>
+      <w:lvlText w:val="o"/>
+      <w:lvlJc w:val="left"/>
+      <w:pPr>
+        <w:ind w:left="3600" w:hanging="360"/>
+      </w:pPr>
+      <w:rPr>
+        <w:rFonts w:hint="default" w:ascii="Courier New" w:hAnsi="Courier New"/>
+      </w:rPr>
+    </w:lvl>
+    <w:lvl xmlns:w="http://schemas.openxmlformats.org/wordprocessingml/2006/main" w:ilvl="5">
+      <w:start w:val="1"/>
+      <w:numFmt w:val="bullet"/>
+      <w:lvlText w:val=""/>
+      <w:lvlJc w:val="left"/>
+      <w:pPr>
+        <w:ind w:left="4320" w:hanging="360"/>
+      </w:pPr>
+      <w:rPr>
+        <w:rFonts w:hint="default" w:ascii="Wingdings" w:hAnsi="Wingdings"/>
+      </w:rPr>
+    </w:lvl>
+    <w:lvl xmlns:w="http://schemas.openxmlformats.org/wordprocessingml/2006/main" w:ilvl="6">
+      <w:start w:val="1"/>
+      <w:numFmt w:val="bullet"/>
+      <w:lvlText w:val=""/>
+      <w:lvlJc w:val="left"/>
+      <w:pPr>
+        <w:ind w:left="5040" w:hanging="360"/>
+      </w:pPr>
+      <w:rPr>
+        <w:rFonts w:hint="default" w:ascii="Symbol" w:hAnsi="Symbol"/>
+      </w:rPr>
+    </w:lvl>
+    <w:lvl xmlns:w="http://schemas.openxmlformats.org/wordprocessingml/2006/main" w:ilvl="7">
+      <w:start w:val="1"/>
+      <w:numFmt w:val="bullet"/>
+      <w:lvlText w:val="o"/>
+      <w:lvlJc w:val="left"/>
+      <w:pPr>
+        <w:ind w:left="5760" w:hanging="360"/>
+      </w:pPr>
+      <w:rPr>
+        <w:rFonts w:hint="default" w:ascii="Courier New" w:hAnsi="Courier New"/>
+      </w:rPr>
+    </w:lvl>
+    <w:lvl xmlns:w="http://schemas.openxmlformats.org/wordprocessingml/2006/main" w:ilvl="8">
+      <w:start w:val="1"/>
+      <w:numFmt w:val="bullet"/>
+      <w:lvlText w:val=""/>
+      <w:lvlJc w:val="left"/>
+      <w:pPr>
+        <w:ind w:left="6480" w:hanging="360"/>
+      </w:pPr>
+      <w:rPr>
+        <w:rFonts w:hint="default" w:ascii="Wingdings" w:hAnsi="Wingdings"/>
+      </w:rPr>
+    </w:lvl>
+  </w:abstractNum>
+  <w:num w:numId="1">
+    <w:abstractNumId w:val="1"/>
+  </w:num>
+</w:numbering>
 </file>
 
 <file path=word/styles.xml><?xml version="1.0" encoding="utf-8"?>
@@ -1035,6 +1513,18 @@
       <w:spacing xmlns:w="http://schemas.openxmlformats.org/wordprocessingml/2006/main" w:after="0" w:line="240" w:lineRule="auto"/>
     </w:pPr>
   </w:style>
+  <w:style w:type="paragraph" w:styleId="ListParagraph">
+    <w:uiPriority w:val="34"/>
+    <w:name w:val="List Paragraph"/>
+    <w:basedOn w:val="Normal"/>
+    <w:qFormat/>
+    <w:rsid w:val="53A12939"/>
+    <w:pPr>
+      <w:spacing/>
+      <w:ind w:left="720"/>
+      <w:contextualSpacing/>
+    </w:pPr>
+  </w:style>
 </w:styles>
 </file>
 
